--- a/FINAL_paper1_en.docx
+++ b/FINAL_paper1_en.docx
@@ -1665,7 +1665,7 @@
         <w:rPr>
           <w:b w:val="0"/>
         </w:rPr>
-        <w:t>Participation was voluntary with written informed consent and the right to withdraw. Responses were identified only by codes, the key was stored separately, and data are held on an encrypted drive for five years. The study was approved by [committee, approval code]. Generative AI tools were used only for language editing and the authors verified all content and references.</w:t>
+        <w:t>Participation was voluntary with written informed consent and the right to withdraw. Responses were identified only by codes, the key was stored separately, and data are held on an encrypted drive for five years. The study is an independent research article and was not submitted to an institutional ethics committee; we applied the usual protections for survey research with professionals: informed consent on the first page of the questionnaire, voluntary participation, confidentiality, secure storage and no collection of sensitive personal data. Generative AI tools were used only for language editing and the authors verified all content and references.</w:t>
       </w:r>
     </w:p>
     <w:p>
